--- a/Governance Documents/ASCO SARS Registered Representative Appointment Letter 2026.docx
+++ b/Governance Documents/ASCO SARS Registered Representative Appointment Letter 2026.docx
@@ -45,7 +45,7 @@
         <w:rPr>
           <w:b/>
         </w:rPr>
-        <w:t>Mr. Thapelo Nelson Maqalika</w:t>
+        <w:t>Mr. Bhekisisa (Mdu) Shandu</w:t>
       </w:r>
     </w:p>
     <w:p>
@@ -82,7 +82,7 @@
         <w:spacing w:after="120" w:line="276" w:lineRule="auto"/>
       </w:pPr>
       <w:r>
-        <w:t>Dear Mr. Maqalika,</w:t>
+        <w:t>Dear Mr. Bhekisisa (Mdu) Shandu,</w:t>
       </w:r>
     </w:p>
     <w:p>
@@ -93,7 +93,7 @@
         <w:rPr>
           <w:sz w:val="22"/>
         </w:rPr>
-        <w:t>I am pleased to formally communicate the resolution duly adopted by the Board of Directors of the African Solidarity Civic Organisation (ASCO) appointing you as the Registered Representative of the organisation for all matters relating to the South African Revenue Service (SARS).</w:t>
+        <w:t>I am pleased to formally communicate the resolution duly adopted by the Board of Directors of the African Solidarity Civic Organisation (ASCO) appointing you as the Public Officer and Registered Representative of the organisation for all matters relating to the South African Revenue Service (SARS).</w:t>
       </w:r>
     </w:p>
     <w:p>
@@ -104,49 +104,43 @@
         <w:rPr>
           <w:sz w:val="22"/>
         </w:rPr>
-        <w:t xml:space="preserve">This appointment takes effect immediately and </w:t>
+        <w:t>This appointment takes effect immediately and authorises you to represent ASCO in all engagements with SARS, including the registration, administration, maintenance and management of the organisation’s tax affairs, eFiling profile and all other statutory compliance matters.</w:t>
       </w:r>
       <w:proofErr w:type="spellStart"/>
       <w:r>
         <w:rPr>
           <w:sz w:val="22"/>
         </w:rPr>
-        <w:t>authorises</w:t>
       </w:r>
       <w:proofErr w:type="spellEnd"/>
       <w:r>
         <w:rPr>
           <w:sz w:val="22"/>
         </w:rPr>
-        <w:t xml:space="preserve"> you to represent ASCO in all engagements with SARS, including the registration, administration, maintenance and management of the </w:t>
       </w:r>
       <w:proofErr w:type="spellStart"/>
       <w:r>
         <w:rPr>
           <w:sz w:val="22"/>
         </w:rPr>
-        <w:t>organisation’s</w:t>
       </w:r>
       <w:proofErr w:type="spellEnd"/>
       <w:r>
         <w:rPr>
           <w:sz w:val="22"/>
         </w:rPr>
-        <w:t xml:space="preserve"> tax affairs, </w:t>
       </w:r>
       <w:proofErr w:type="spellStart"/>
       <w:r>
         <w:rPr>
           <w:sz w:val="22"/>
         </w:rPr>
-        <w:t>eFiling</w:t>
       </w:r>
       <w:proofErr w:type="spellEnd"/>
       <w:r>
         <w:rPr>
           <w:sz w:val="22"/>
         </w:rPr>
-        <w:t xml:space="preserve"> profile, and all other statutory compliance matters.</w:t>
       </w:r>
     </w:p>
     <w:p>
@@ -168,7 +162,7 @@
         <w:rPr>
           <w:sz w:val="22"/>
         </w:rPr>
-        <w:t>The Board further resolved that the Executive Director shall possess the same level of authority, rights and access as the Registered Representative in respect of all SARS matters. Accordingly, you are required to work in close collaboration with the Executive Director to ensure the effective administration of ASCO’s statutory obligations, while promoting accountability, institutional continuity and sound governance.</w:t>
+        <w:t>As Executive Director, you are required to work in close collaboration with the Board and relevant authorised officers to ensure the effective administration of ASCO’s statutory obligations, while promoting accountability, institutional continuity and sound governance.</w:t>
       </w:r>
     </w:p>
     <w:p>
@@ -312,7 +306,7 @@
         <w:rPr>
           <w:b/>
         </w:rPr>
-        <w:t>Mr. Bhekisisa Shandu</w:t>
+        <w:t>Ms Busisiwe Makhosi Shandu</w:t>
       </w:r>
     </w:p>
     <w:p>
@@ -320,7 +314,7 @@
         <w:spacing w:after="20" w:line="276" w:lineRule="auto"/>
       </w:pPr>
       <w:r>
-        <w:t>Executive Director</w:t>
+        <w:t>Chairlady / Founder and Custodian of Founding Legacy</w:t>
       </w:r>
     </w:p>
     <w:p>
@@ -341,6 +335,9 @@
         <w:gridCol w:w="4968"/>
       </w:tblGrid>
       <w:tr>
+        <w:trPr>
+          <w:cantSplit/>
+        </w:trPr>
         <w:tc>
           <w:tcPr>
             <w:tcW w:w="4968" w:type="dxa"/>
@@ -353,117 +350,77 @@
             <w:shd w:val="clear" w:color="auto" w:fill="F7F8F5"/>
           </w:tcPr>
           <w:p>
+            <w:r>
+              <w:rPr>
+                <w:b/>
+                <w:sz w:val="16"/>
+              </w:rPr>
+              <w:t>CHAIRLADY / FOUNDER AND CUSTODIAN OF FOUNDING LEGACY</w:t>
+            </w:r>
+          </w:p>
+          <w:p>
+            <w:r>
+              <w:rPr>
+                <w:b/>
+                <w:sz w:val="16"/>
+              </w:rPr>
+              <w:t>Ms Busisiwe Makhosi Shandu</w:t>
+            </w:r>
+          </w:p>
+          <w:p>
+            <w:r>
+              <w:rPr>
+                <w:b w:val="0"/>
+                <w:sz w:val="16"/>
+              </w:rPr>
+              <w:t>Signature:</w:t>
+            </w:r>
+          </w:p>
+          <w:p>
             <w:pPr>
-              <w:rPr>
-                <w:noProof/>
-              </w:rPr>
+              <w:jc w:val="left"/>
             </w:pPr>
             <w:r>
-              <w:rPr>
-                <w:noProof/>
-              </w:rPr>
               <w:drawing>
-                <wp:anchor distT="0" distB="0" distL="114300" distR="114300" simplePos="0" relativeHeight="251664896" behindDoc="0" locked="0" layoutInCell="1" allowOverlap="1" wp14:anchorId="7C45599E" wp14:editId="53012904">
-                  <wp:simplePos x="0" y="0"/>
-                  <wp:positionH relativeFrom="column">
-                    <wp:posOffset>434341</wp:posOffset>
-                  </wp:positionH>
-                  <wp:positionV relativeFrom="paragraph">
-                    <wp:posOffset>163195</wp:posOffset>
-                  </wp:positionV>
-                  <wp:extent cx="1777009" cy="684328"/>
-                  <wp:effectExtent l="0" t="0" r="0" b="0"/>
-                  <wp:wrapNone/>
-                  <wp:docPr id="264294559" name="Picture 4"/>
+                <wp:inline xmlns:a="http://schemas.openxmlformats.org/drawingml/2006/main" xmlns:pic="http://schemas.openxmlformats.org/drawingml/2006/picture">
+                  <wp:extent cx="1188720" cy="1188720"/>
+                  <wp:docPr id="1" name="Picture 1"/>
                   <wp:cNvGraphicFramePr>
-                    <a:graphicFrameLocks xmlns:a="http://schemas.openxmlformats.org/drawingml/2006/main" noChangeAspect="1"/>
+                    <a:graphicFrameLocks noChangeAspect="1"/>
                   </wp:cNvGraphicFramePr>
-                  <a:graphic xmlns:a="http://schemas.openxmlformats.org/drawingml/2006/main">
+                  <a:graphic>
                     <a:graphicData uri="http://schemas.openxmlformats.org/drawingml/2006/picture">
-                      <pic:pic xmlns:pic="http://schemas.openxmlformats.org/drawingml/2006/picture">
+                      <pic:pic>
                         <pic:nvPicPr>
-                          <pic:cNvPr id="264294559" name="Picture 264294559"/>
+                          <pic:cNvPr id="0" name="image.png"/>
                           <pic:cNvPicPr/>
                         </pic:nvPicPr>
-                        <pic:blipFill rotWithShape="1">
-                          <a:blip r:embed="rId8">
-                            <a:biLevel thresh="75000"/>
-                          </a:blip>
-                          <a:srcRect t="36616" b="24874"/>
+                        <pic:blipFill>
+                          <a:blip r:embed="rId13"/>
                           <a:stretch>
                             <a:fillRect/>
                           </a:stretch>
                         </pic:blipFill>
-                        <pic:spPr bwMode="auto">
-                          <a:xfrm rot="462680">
+                        <pic:spPr>
+                          <a:xfrm>
                             <a:off x="0" y="0"/>
-                            <a:ext cx="1777009" cy="684328"/>
+                            <a:ext cx="1188720" cy="1188720"/>
                           </a:xfrm>
-                          <a:prstGeom prst="rect">
-                            <a:avLst/>
-                          </a:prstGeom>
-                          <a:ln>
-                            <a:noFill/>
-                          </a:ln>
-                          <a:extLst>
-                            <a:ext uri="{53640926-AAD7-44D8-BBD7-CCE9431645EC}">
-                              <a14:shadowObscured xmlns:a14="http://schemas.microsoft.com/office/drawing/2010/main"/>
-                            </a:ext>
-                          </a:extLst>
+                          <a:prstGeom prst="rect"/>
                         </pic:spPr>
                       </pic:pic>
                     </a:graphicData>
                   </a:graphic>
-                  <wp14:sizeRelH relativeFrom="page">
-                    <wp14:pctWidth>0</wp14:pctWidth>
-                  </wp14:sizeRelH>
-                  <wp14:sizeRelV relativeFrom="page">
-                    <wp14:pctHeight>0</wp14:pctHeight>
-                  </wp14:sizeRelV>
-                </wp:anchor>
+                </wp:inline>
               </w:drawing>
             </w:r>
+          </w:p>
+          <w:p>
             <w:r>
               <w:rPr>
                 <w:b/>
-                <w:color w:val="145A32"/>
-                <w:sz w:val="16"/>
               </w:rPr>
-              <w:t>EXECUTIVE DIRECTOR</w:t>
-            </w:r>
-            <w:r>
-              <w:rPr>
-                <w:b/>
-                <w:sz w:val="18"/>
-              </w:rPr>
-              <w:br/>
-              <w:t>Mr. Bhekisisa Shandu</w:t>
-            </w:r>
-            <w:r>
-              <w:br/>
-              <w:t xml:space="preserve">Signature: </w:t>
-            </w:r>
-            <w:r>
-              <w:br/>
-              <w:t>____________________________</w:t>
-            </w:r>
-            <w:r>
-              <w:br/>
-              <w:t>Date:</w:t>
-            </w:r>
-            <w:r>
-              <w:t xml:space="preserve"> </w:t>
-            </w:r>
-            <w:r>
-              <w:rPr>
-                <w:b/>
-                <w:bCs/>
-              </w:rPr>
-              <w:t>6 September 2026</w:t>
-            </w:r>
-            <w:r>
-              <w:br/>
-              <w:t>____________________________</w:t>
+              <w:t>Date: 6 September 2026</w:t>
             </w:r>
           </w:p>
         </w:tc>
